--- a/midAssignment/설명문서docx.docx
+++ b/midAssignment/설명문서docx.docx
@@ -16,41 +16,346 @@
         <w:rPr>
           <w:rFonts w:hint="eastAsia"/>
         </w:rPr>
-        <w:t xml:space="preserve">에서 버튼을 </w:t>
-      </w:r>
-      <w:proofErr w:type="spellStart"/>
-      <w:r>
-        <w:rPr>
-          <w:rFonts w:hint="eastAsia"/>
-        </w:rPr>
-        <w:t>누를시</w:t>
-      </w:r>
-      <w:proofErr w:type="spellEnd"/>
-      <w:r>
-        <w:rPr>
-          <w:rFonts w:hint="eastAsia"/>
-        </w:rPr>
+        <w:t>에서 버튼을 누를시 O</w:t>
+      </w:r>
+      <w:r>
+        <w:t xml:space="preserve">nBtnAddTree() </w:t>
+      </w:r>
+      <w:r>
+        <w:rPr>
+          <w:rFonts w:hint="eastAsia"/>
+        </w:rPr>
+        <w:t xml:space="preserve">함수를 불러 </w:t>
+      </w:r>
+      <w:r>
+        <w:t>dx12Renderer.AddTree()</w:t>
+      </w:r>
+      <w:r>
+        <w:rPr>
+          <w:rFonts w:hint="eastAsia"/>
+        </w:rPr>
+        <w:t>를 호출하고 그 다음에</w:t>
+      </w:r>
+      <w:r>
+        <w:t xml:space="preserve"> Invalidate(FLASE) </w:t>
+      </w:r>
+      <w:r>
+        <w:rPr>
+          <w:rFonts w:hint="eastAsia"/>
+        </w:rPr>
+        <w:t xml:space="preserve">화면 갱신을 요청하고 </w:t>
+      </w:r>
+      <w:r>
+        <w:t>AddTree()</w:t>
+      </w:r>
+      <w:r>
+        <w:rPr>
+          <w:rFonts w:hint="eastAsia"/>
+        </w:rPr>
+        <w:t xml:space="preserve">에서는 먼저 </w:t>
+      </w:r>
+      <w:r>
+        <w:t xml:space="preserve">mTreeCurrentCount </w:t>
+      </w:r>
+      <w:r>
+        <w:rPr>
+          <w:rFonts w:hint="eastAsia"/>
+        </w:rPr>
+        <w:t xml:space="preserve">개수가 </w:t>
+      </w:r>
+      <w:r>
+        <w:t>500</w:t>
+      </w:r>
+      <w:r>
+        <w:rPr>
+          <w:rFonts w:hint="eastAsia"/>
+        </w:rPr>
+        <w:t>개보다 크거나 같거나 심을 수 있는 후보 위치가 없다면 리턴하고,</w:t>
+      </w:r>
+      <w:r>
         <w:t xml:space="preserve"> </w:t>
       </w:r>
-      <w:proofErr w:type="spellStart"/>
-      <w:r>
-        <w:rPr>
-          <w:rFonts w:hint="eastAsia"/>
-        </w:rPr>
-        <w:t>O</w:t>
-      </w:r>
-      <w:r>
-        <w:t>nBtnAddTree</w:t>
-      </w:r>
-      <w:proofErr w:type="spellEnd"/>
-      <w:r>
-        <w:t xml:space="preserve">() </w:t>
-      </w:r>
-      <w:r>
-        <w:rPr>
-          <w:rFonts w:hint="eastAsia"/>
-        </w:rPr>
-        <w:t xml:space="preserve">함수를 불러 </w:t>
+    </w:p>
+    <w:p>
+      <w:pPr>
+        <w:rPr>
+          <w:rFonts w:hint="eastAsia"/>
+        </w:rPr>
+      </w:pPr>
+      <w:r>
+        <w:rPr>
+          <w:rFonts w:hint="eastAsia"/>
+        </w:rPr>
+        <w:t xml:space="preserve">통과한 경우 </w:t>
+      </w:r>
+      <w:r>
+        <w:t>mTreeCandidates</w:t>
+      </w:r>
+      <w:r>
+        <w:rPr>
+          <w:rFonts w:hint="eastAsia"/>
+        </w:rPr>
+        <w:t xml:space="preserve"> 중 하나를 </w:t>
+      </w:r>
+      <w:r>
+        <w:t>rand()</w:t>
+      </w:r>
+      <w:r>
+        <w:rPr>
+          <w:rFonts w:hint="eastAsia"/>
+        </w:rPr>
+        <w:t xml:space="preserve">로 무작위 선택해 그 위치를 </w:t>
+      </w:r>
+      <w:r>
+        <w:t>WriteTreeVertex()</w:t>
+      </w:r>
+      <w:r>
+        <w:rPr>
+          <w:rFonts w:hint="eastAsia"/>
+        </w:rPr>
+        <w:t xml:space="preserve">에 넘긴다. </w:t>
+      </w:r>
+      <w:r>
+        <w:t>WriteTreeVertex()</w:t>
+      </w:r>
+      <w:r>
+        <w:rPr>
+          <w:rFonts w:hint="eastAsia"/>
+        </w:rPr>
+        <w:t xml:space="preserve">는 십자(+)형 빌보드를 구성하는 8개의 정점(정면 quad 4개 + 측면 quad 4개)을 미리 매핑된 동적 정점 버퍼(</w:t>
+      </w:r>
+      <w:r>
+        <w:t>mTreeMappedVertices</w:t>
+      </w:r>
+      <w:r>
+        <w:rPr>
+          <w:rFonts w:hint="eastAsia"/>
+        </w:rPr>
+        <w:t xml:space="preserve">)의 </w:t>
+      </w:r>
+      <w:r>
+        <w:t>Index*8</w:t>
+      </w:r>
+      <w:r>
+        <w:rPr>
+          <w:rFonts w:hint="eastAsia"/>
+        </w:rPr>
+        <w:t xml:space="preserve"> 위치에 직접 기록한다. 이때 </w:t>
+      </w:r>
+      <w:r>
+        <w:t>treeArray2.dds</w:t>
+      </w:r>
+      <w:r>
+        <w:rPr>
+          <w:rFonts w:hint="eastAsia"/>
+        </w:rPr>
+        <w:t xml:space="preserve">의 슬라이스 인덱스를 무작위로 골라 나무 종류를 다양하게 만든다.</w:t>
+      </w:r>
+    </w:p>
+    <w:p>
+      <w:pPr>
+        <w:rPr>
+          <w:rFonts w:hint="eastAsia"/>
+        </w:rPr>
+      </w:pPr>
+      <w:r>
+        <w:rPr>
+          <w:rFonts w:hint="eastAsia"/>
+        </w:rPr>
+        <w:t xml:space="preserve">정점 기록 후 </w:t>
+      </w:r>
+      <w:r>
+        <w:t>mTreePositions</w:t>
+      </w:r>
+      <w:r>
+        <w:rPr>
+          <w:rFonts w:hint="eastAsia"/>
+        </w:rPr>
+        <w:t xml:space="preserve">에 위치를 추가하고(저장/불러오기에 사용), </w:t>
+      </w:r>
+      <w:r>
+        <w:t>mTreeCurrentCount</w:t>
+      </w:r>
+      <w:r>
+        <w:rPr>
+          <w:rFonts w:hint="eastAsia"/>
+        </w:rPr>
+        <w:t xml:space="preserve">를 1 증가시킨 다음 </w:t>
+      </w:r>
+      <w:r>
+        <w:t>mTreeRitem-&gt;IndexCount = mTreeCurrentCount * 12</w:t>
+      </w:r>
+      <w:r>
+        <w:rPr>
+          <w:rFonts w:hint="eastAsia"/>
+        </w:rPr>
+        <w:t xml:space="preserve">로 드로우 범위를 한 그루분(12 인덱스) 늘린다. 즉 정점/인덱스 버퍼 자체를 다시 만들지 않고 </w:t>
+      </w:r>
+      <w:r>
+        <w:t>IndexCount</w:t>
+      </w:r>
+      <w:r>
+        <w:rPr>
+          <w:rFonts w:hint="eastAsia"/>
+        </w:rPr>
+        <w:t xml:space="preserve"> 값만 키워서 한 그루를 추가하는 O(1) 비용 구조다.</w:t>
+      </w:r>
+    </w:p>
+    <w:p>
+      <w:pPr>
+        <w:rPr>
+          <w:rFonts w:hint="eastAsia"/>
+        </w:rPr>
+      </w:pPr>
+      <w:r>
+        <w:rPr>
+          <w:rFonts w:hint="eastAsia"/>
+        </w:rPr>
+        <w:t xml:space="preserve">이 구조가 가능한 이유는 앱 시작 시 </w:t>
+      </w:r>
+      <w:r>
+        <w:t>BuildTreeSpritesGeometry()</w:t>
+      </w:r>
+      <w:r>
+        <w:rPr>
+          <w:rFonts w:hint="eastAsia"/>
+        </w:rPr>
+        <w:t xml:space="preserve">에서 ① 지형 꼭짓점 중 높이가 2.5보다 큰 위치만 </w:t>
+      </w:r>
+      <w:r>
+        <w:t>mTreeCandidates</w:t>
+      </w:r>
+      <w:r>
+        <w:rPr>
+          <w:rFonts w:hint="eastAsia"/>
+        </w:rPr>
+        <w:t xml:space="preserve">로 모아두고, ② 최대 500그루 분량의 동적 VB(8정점 × 500)를 </w:t>
+      </w:r>
+      <w:r>
+        <w:t>Map</w:t>
+      </w:r>
+      <w:r>
+        <w:rPr>
+          <w:rFonts w:hint="eastAsia"/>
+        </w:rPr>
+        <w:t xml:space="preserve">으로 영구 매핑해 두며, ③ 500그루 분량의 인덱스 패턴이 들어간 정적 IB를 미리 만들어 두기 때문이다. 그 결과 다음 프레임에서 </w:t>
+      </w:r>
+      <w:r>
+        <w:t>OnDraw</w:t>
+      </w:r>
+      <w:r>
+        <w:rPr>
+          <w:rFonts w:hint="eastAsia"/>
+        </w:rPr>
+        <w:t xml:space="preserve"> → </w:t>
+      </w:r>
+      <w:r>
+        <w:t>Render()</w:t>
+      </w:r>
+      <w:r>
+        <w:rPr>
+          <w:rFonts w:hint="eastAsia"/>
+        </w:rPr>
+        <w:t xml:space="preserve">가 AlphaTested 레이어에서 단일 </w:t>
+      </w:r>
+      <w:r>
+        <w:t>DrawIndexedInstanced</w:t>
+      </w:r>
+      <w:r>
+        <w:rPr>
+          <w:rFonts w:hint="eastAsia"/>
+        </w:rPr>
+        <w:t xml:space="preserve"> 한 번으로 현재까지 심긴 모든 나무를 그리게 된다.</w:t>
+      </w:r>
+    </w:p>
+    <w:p>
+      <w:pPr>
+        <w:rPr>
+          <w:rFonts w:hint="eastAsia"/>
+          <w:b/>
+        </w:rPr>
+      </w:pPr>
+      <w:r>
+        <w:rPr>
+          <w:rFonts w:hint="eastAsia"/>
+          <w:b/>
+        </w:rPr>
+        <w:t xml:space="preserve">이번 작업에 사용된 컨텍스트</w:t>
+      </w:r>
+    </w:p>
+    <w:p>
+      <w:pPr>
+        <w:rPr>
+          <w:rFonts w:hint="eastAsia"/>
+        </w:rPr>
+      </w:pPr>
+      <w:r>
+        <w:rPr>
+          <w:rFonts w:hint="eastAsia"/>
+        </w:rPr>
+        <w:t xml:space="preserve">설명을 작성하기 위해 참고한 자료는 다음과 같다.</w:t>
+      </w:r>
+    </w:p>
+    <w:p>
+      <w:pPr>
+        <w:rPr>
+          <w:rFonts w:hint="eastAsia"/>
+        </w:rPr>
+      </w:pPr>
+      <w:r>
+        <w:rPr>
+          <w:rFonts w:hint="eastAsia"/>
+        </w:rPr>
+        <w:t xml:space="preserve">1) </w:t>
+      </w:r>
+      <w:r>
+        <w:t xml:space="preserve">midAssignment/CLAUDE.md </w:t>
+      </w:r>
+      <w:r>
+        <w:rPr>
+          <w:rFonts w:hint="eastAsia"/>
+        </w:rPr>
+        <w:t xml:space="preserve">— 프로젝트 전체 개요, 폴더 구조, 렌더링 파이프라인(PSO 4종, RenderLayer 순서, 루트 시그니처, ObjectConstants), 나무 심기 시스템의 설계(후보 수집 → 랜덤 선택 → VB 기록 → IndexCount 증가), FPS 카메라 조작과 타이머 기반 연속 렌더링, 빌드 주의사항이 정리되어 있어 1차 참고 자료로 사용했다.</w:t>
+      </w:r>
+    </w:p>
+    <w:p>
+      <w:pPr>
+        <w:rPr>
+          <w:rFonts w:hint="eastAsia"/>
+        </w:rPr>
+      </w:pPr>
+      <w:r>
+        <w:rPr>
+          <w:rFonts w:hint="eastAsia"/>
+        </w:rPr>
+        <w:t xml:space="preserve">2) </w:t>
+      </w:r>
+      <w:r>
+        <w:t xml:space="preserve">week5/week5View.cpp </w:t>
+      </w:r>
+      <w:r>
+        <w:rPr>
+          <w:rFonts w:hint="eastAsia"/>
+        </w:rPr>
+        <w:t xml:space="preserve">— MFC 메시지 맵에서 </w:t>
+      </w:r>
+      <w:r>
+        <w:t>IDC_BTN_ADD_TREE</w:t>
+      </w:r>
+      <w:r>
+        <w:rPr>
+          <w:rFonts w:hint="eastAsia"/>
+        </w:rPr>
+        <w:t xml:space="preserve">가 </w:t>
+      </w:r>
+      <w:r>
+        <w:t>OnBtnAddTree()</w:t>
+      </w:r>
+      <w:r>
+        <w:rPr>
+          <w:rFonts w:hint="eastAsia"/>
+        </w:rPr>
+        <w:t xml:space="preserve">에 연결되어 있고, 핸들러가 </w:t>
       </w:r>
       <w:r>
         <w:t>dx12Renderer.AddTree()</w:t>
@@ -59,56 +364,150 @@
         <w:rPr>
           <w:rFonts w:hint="eastAsia"/>
         </w:rPr>
-        <w:t>를 호출하고 그 다음에</w:t>
-      </w:r>
-      <w:r>
-        <w:t xml:space="preserve"> Invalidate(FLASE) </w:t>
-      </w:r>
-      <w:r>
-        <w:rPr>
-          <w:rFonts w:hint="eastAsia"/>
-        </w:rPr>
-        <w:t xml:space="preserve">화면 갱신을 요청하고 </w:t>
-      </w:r>
-      <w:proofErr w:type="spellStart"/>
-      <w:r>
-        <w:t>AddTree</w:t>
-      </w:r>
-      <w:proofErr w:type="spellEnd"/>
-      <w:r>
-        <w:t>()</w:t>
-      </w:r>
-      <w:r>
-        <w:rPr>
-          <w:rFonts w:hint="eastAsia"/>
-        </w:rPr>
-        <w:t xml:space="preserve">에서는 먼저 </w:t>
-      </w:r>
-      <w:proofErr w:type="spellStart"/>
-      <w:r>
-        <w:t>mTreeCurrentCount</w:t>
-      </w:r>
-      <w:proofErr w:type="spellEnd"/>
-      <w:r>
-        <w:t xml:space="preserve"> </w:t>
-      </w:r>
-      <w:r>
-        <w:rPr>
-          <w:rFonts w:hint="eastAsia"/>
-        </w:rPr>
-        <w:t xml:space="preserve">개수가 </w:t>
-      </w:r>
-      <w:r>
-        <w:t>500</w:t>
-      </w:r>
-      <w:r>
-        <w:rPr>
-          <w:rFonts w:hint="eastAsia"/>
-        </w:rPr>
-        <w:t>개보다 크거나 같거나 심을 수 있는 후보 위치가 없다면 리턴하고,</w:t>
-      </w:r>
-      <w:r>
-        <w:t xml:space="preserve"> </w:t>
+        <w:t xml:space="preserve"> 호출 후 </w:t>
+      </w:r>
+      <w:r>
+        <w:t>Invalidate(FALSE)</w:t>
+      </w:r>
+      <w:r>
+        <w:rPr>
+          <w:rFonts w:hint="eastAsia"/>
+        </w:rPr>
+        <w:t xml:space="preserve">로 다음 </w:t>
+      </w:r>
+      <w:r>
+        <w:t>OnDraw</w:t>
+      </w:r>
+      <w:r>
+        <w:rPr>
+          <w:rFonts w:hint="eastAsia"/>
+        </w:rPr>
+        <w:t xml:space="preserve">를 요청하는 흐름을 확인했다.</w:t>
+      </w:r>
+    </w:p>
+    <w:p>
+      <w:pPr>
+        <w:rPr>
+          <w:rFonts w:hint="eastAsia"/>
+        </w:rPr>
+      </w:pPr>
+      <w:r>
+        <w:rPr>
+          <w:rFonts w:hint="eastAsia"/>
+        </w:rPr>
+        <w:t xml:space="preserve">3) </w:t>
+      </w:r>
+      <w:r>
+        <w:t xml:space="preserve">week5/Dx12Renderer.cpp </w:t>
+      </w:r>
+      <w:r>
+        <w:rPr>
+          <w:rFonts w:hint="eastAsia"/>
+        </w:rPr>
+        <w:t xml:space="preserve">— </w:t>
+      </w:r>
+      <w:r>
+        <w:t>BuildTreeSpritesGeometry()</w:t>
+      </w:r>
+      <w:r>
+        <w:rPr>
+          <w:rFonts w:hint="eastAsia"/>
+        </w:rPr>
+        <w:t xml:space="preserve">의 후보 수집과 VB/IB 사전 할당, </w:t>
+      </w:r>
+      <w:r>
+        <w:t>WriteTreeVertex()</w:t>
+      </w:r>
+      <w:r>
+        <w:rPr>
+          <w:rFonts w:hint="eastAsia"/>
+        </w:rPr>
+        <w:t xml:space="preserve">의 8정점(십자형 billboard) 기록 로직과 </w:t>
+      </w:r>
+      <w:r>
+        <w:t>treeArray2.dds</w:t>
+      </w:r>
+      <w:r>
+        <w:rPr>
+          <w:rFonts w:hint="eastAsia"/>
+        </w:rPr>
+        <w:t xml:space="preserve"> 슬라이스 무작위 선택, </w:t>
+      </w:r>
+      <w:r>
+        <w:t>AddTree()</w:t>
+      </w:r>
+      <w:r>
+        <w:rPr>
+          <w:rFonts w:hint="eastAsia"/>
+        </w:rPr>
+        <w:t xml:space="preserve">에서 </w:t>
+      </w:r>
+      <w:r>
+        <w:t>mTreeRitem-&gt;IndexCount</w:t>
+      </w:r>
+      <w:r>
+        <w:rPr>
+          <w:rFonts w:hint="eastAsia"/>
+        </w:rPr>
+        <w:t xml:space="preserve">를 12씩 늘려 드로우 범위를 확장하는 부분, 최대 500그루(</w:t>
+      </w:r>
+      <w:r>
+        <w:t>kMaxTrees</w:t>
+      </w:r>
+      <w:r>
+        <w:rPr>
+          <w:rFonts w:hint="eastAsia"/>
+        </w:rPr>
+        <w:t xml:space="preserve">)의 상한 검사를 직접 읽어 본문을 작성했다.</w:t>
+      </w:r>
+    </w:p>
+    <w:p>
+      <w:pPr>
+        <w:rPr>
+          <w:rFonts w:hint="eastAsia"/>
+        </w:rPr>
+      </w:pPr>
+      <w:r>
+        <w:rPr>
+          <w:rFonts w:hint="eastAsia"/>
+        </w:rPr>
+        <w:t xml:space="preserve">4) </w:t>
+      </w:r>
+      <w:r>
+        <w:t xml:space="preserve">week5/Resource.h </w:t>
+      </w:r>
+      <w:r>
+        <w:rPr>
+          <w:rFonts w:hint="eastAsia"/>
+        </w:rPr>
+        <w:t xml:space="preserve">— </w:t>
+      </w:r>
+      <w:r>
+        <w:t>IDC_BTN_ADD_TREE</w:t>
+      </w:r>
+      <w:r>
+        <w:rPr>
+          <w:rFonts w:hint="eastAsia"/>
+        </w:rPr>
+        <w:t xml:space="preserve">가 202로 정의되어 있고 </w:t>
+      </w:r>
+      <w:r>
+        <w:t>IDC_BTN_SAVE</w:t>
+      </w:r>
+      <w:r>
+        <w:rPr>
+          <w:rFonts w:hint="eastAsia"/>
+        </w:rPr>
+        <w:t xml:space="preserve">(203)·</w:t>
+      </w:r>
+      <w:r>
+        <w:t>IDC_BTN_LOAD</w:t>
+      </w:r>
+      <w:r>
+        <w:rPr>
+          <w:rFonts w:hint="eastAsia"/>
+        </w:rPr>
+        <w:t xml:space="preserve">(204)와 같이 등록되어 있음을 확인하여 버튼 ID 매핑이 일치함을 검증했다.</w:t>
       </w:r>
     </w:p>
     <w:sectPr>

--- a/midAssignment/설명문서docx.docx
+++ b/midAssignment/설명문서docx.docx
@@ -508,6 +508,681 @@
           <w:rFonts w:hint="eastAsia"/>
         </w:rPr>
         <w:t xml:space="preserve">(204)와 같이 등록되어 있음을 확인하여 버튼 ID 매핑이 일치함을 검증했다.</w:t>
+      </w:r>
+    </w:p>
+    <w:p>
+      <w:pPr>
+        <w:rPr>
+          <w:rFonts w:hint="eastAsia"/>
+          <w:b/>
+        </w:rPr>
+      </w:pPr>
+      <w:r>
+        <w:rPr>
+          <w:rFonts w:hint="eastAsia"/>
+          <w:b/>
+        </w:rPr>
+        <w:t xml:space="preserve">낮/밤 조명 시스템 동작 흐름</w:t>
+      </w:r>
+    </w:p>
+    <w:p>
+      <w:pPr>
+        <w:rPr>
+          <w:rFonts w:hint="eastAsia"/>
+        </w:rPr>
+      </w:pPr>
+      <w:r>
+        <w:rPr>
+          <w:rFonts w:hint="eastAsia"/>
+        </w:rPr>
+        <w:t xml:space="preserve">조명을 추가해 낮과 밤을 표현하기 위해 람베르트(diffuse) 라이팅을 도입했다. 사용자가 화면 상단의 「낮/밤 전환」 버튼(</w:t>
+      </w:r>
+      <w:r>
+        <w:t>IDC_BTN_TOGGLE_DAYNIGHT</w:t>
+      </w:r>
+      <w:r>
+        <w:rPr>
+          <w:rFonts w:hint="eastAsia"/>
+        </w:rPr>
+        <w:t xml:space="preserve">=205)을 누르면 1초 동안 부드럽게 낮 ↔ 밤이 보간된다. 전체 흐름을 순서대로 정리하면 다음과 같다.</w:t>
+      </w:r>
+    </w:p>
+    <w:p>
+      <w:pPr>
+        <w:rPr>
+          <w:rFonts w:hint="eastAsia"/>
+        </w:rPr>
+      </w:pPr>
+      <w:r>
+        <w:rPr>
+          <w:rFonts w:hint="eastAsia"/>
+        </w:rPr>
+        <w:t xml:space="preserve">1) 버튼 클릭 → MFC 핸들러. </w:t>
+      </w:r>
+      <w:r>
+        <w:t xml:space="preserve">week5View.cpp </w:t>
+      </w:r>
+      <w:r>
+        <w:rPr>
+          <w:rFonts w:hint="eastAsia"/>
+        </w:rPr>
+        <w:t xml:space="preserve">의 메시지 맵에서 </w:t>
+      </w:r>
+      <w:r>
+        <w:t>IDC_BTN_TOGGLE_DAYNIGHT</w:t>
+      </w:r>
+      <w:r>
+        <w:rPr>
+          <w:rFonts w:hint="eastAsia"/>
+        </w:rPr>
+        <w:t xml:space="preserve">가 </w:t>
+      </w:r>
+      <w:r>
+        <w:t>OnBtnDayNight()</w:t>
+      </w:r>
+      <w:r>
+        <w:rPr>
+          <w:rFonts w:hint="eastAsia"/>
+        </w:rPr>
+        <w:t xml:space="preserve">에 연결되어 있고, 핸들러는 </w:t>
+      </w:r>
+      <w:r>
+        <w:t>dx12Renderer.ToggleDayNight()</w:t>
+      </w:r>
+      <w:r>
+        <w:rPr>
+          <w:rFonts w:hint="eastAsia"/>
+        </w:rPr>
+        <w:t xml:space="preserve">를 호출한 뒤 </w:t>
+      </w:r>
+      <w:r>
+        <w:t>Invalidate(FALSE)</w:t>
+      </w:r>
+      <w:r>
+        <w:rPr>
+          <w:rFonts w:hint="eastAsia"/>
+        </w:rPr>
+        <w:t xml:space="preserve">로 다음 프레임 그리기를 요청한다.</w:t>
+      </w:r>
+    </w:p>
+    <w:p>
+      <w:pPr>
+        <w:rPr>
+          <w:rFonts w:hint="eastAsia"/>
+        </w:rPr>
+      </w:pPr>
+      <w:r>
+        <w:rPr>
+          <w:rFonts w:hint="eastAsia"/>
+        </w:rPr>
+        <w:t xml:space="preserve">2) 상태 토글. </w:t>
+      </w:r>
+      <w:r>
+        <w:t>ToggleDayNight()</w:t>
+      </w:r>
+      <w:r>
+        <w:rPr>
+          <w:rFonts w:hint="eastAsia"/>
+        </w:rPr>
+        <w:t xml:space="preserve">는 단순히 </w:t>
+      </w:r>
+      <w:r>
+        <w:t>mIsNight</w:t>
+      </w:r>
+      <w:r>
+        <w:rPr>
+          <w:rFonts w:hint="eastAsia"/>
+        </w:rPr>
+        <w:t xml:space="preserve"> 부울 플래그(목표 상태)를 반전시킨다. 실제 색상 변환은 매 프레임 보간으로 진행된다.</w:t>
+      </w:r>
+    </w:p>
+    <w:p>
+      <w:pPr>
+        <w:rPr>
+          <w:rFonts w:hint="eastAsia"/>
+        </w:rPr>
+      </w:pPr>
+      <w:r>
+        <w:rPr>
+          <w:rFonts w:hint="eastAsia"/>
+        </w:rPr>
+        <w:t xml:space="preserve">3) 매 프레임 보간 — </w:t>
+      </w:r>
+      <w:r>
+        <w:t>UpdatePassCB(dt)</w:t>
+      </w:r>
+      <w:r>
+        <w:rPr>
+          <w:rFonts w:hint="eastAsia"/>
+        </w:rPr>
+        <w:t xml:space="preserve">. </w:t>
+      </w:r>
+      <w:r>
+        <w:t>Update()</w:t>
+      </w:r>
+      <w:r>
+        <w:rPr>
+          <w:rFonts w:hint="eastAsia"/>
+        </w:rPr>
+        <w:t xml:space="preserve">에서 호출되며, </w:t>
+      </w:r>
+      <w:r>
+        <w:t>mDayBlend</w:t>
+      </w:r>
+      <w:r>
+        <w:rPr>
+          <w:rFonts w:hint="eastAsia"/>
+        </w:rPr>
+        <w:t xml:space="preserve">(1=낮, 0=밤)을 목표값(낮=1 / 밤=0)을 향해 초당 1.0씩 선형 보간한다. 즉 한 번의 토글이 1초에 걸쳐 부드럽게 진행된다.</w:t>
+      </w:r>
+    </w:p>
+    <w:p>
+      <w:pPr>
+        <w:rPr>
+          <w:rFonts w:hint="eastAsia"/>
+        </w:rPr>
+      </w:pPr>
+      <w:r>
+        <w:rPr>
+          <w:rFonts w:hint="eastAsia"/>
+        </w:rPr>
+        <w:t xml:space="preserve">4) 색상 결정. 낮·밤 각각의 태양 방향(SunDir), 직접광 색(SunColor), 환경광(AmbientColor), 하늘색(ClearColor)을 미리 정의해두고, </w:t>
+      </w:r>
+      <w:r>
+        <w:t>mDayBlend</w:t>
+      </w:r>
+      <w:r>
+        <w:rPr>
+          <w:rFonts w:hint="eastAsia"/>
+        </w:rPr>
+        <w:t xml:space="preserve">로 두 값 사이를 lerp 한다. 낮: 따뜻한 햇빛 + 밝은 푸른 하늘, 밤: 푸른 달빛 + 거의 검은 남색 하늘. 보간된 SunDir는 정규화 후 </w:t>
+      </w:r>
+      <w:r>
+        <w:t>PassConstants</w:t>
+      </w:r>
+      <w:r>
+        <w:rPr>
+          <w:rFonts w:hint="eastAsia"/>
+        </w:rPr>
+        <w:t xml:space="preserve"> 구조체에 담아 영구 매핑된 </w:t>
+      </w:r>
+      <w:r>
+        <w:t>mPassCB</w:t>
+      </w:r>
+      <w:r>
+        <w:rPr>
+          <w:rFonts w:hint="eastAsia"/>
+        </w:rPr>
+        <w:t xml:space="preserve">에 </w:t>
+      </w:r>
+      <w:r>
+        <w:t>memcpy</w:t>
+      </w:r>
+      <w:r>
+        <w:rPr>
+          <w:rFonts w:hint="eastAsia"/>
+        </w:rPr>
+        <w:t xml:space="preserve">한다.</w:t>
+      </w:r>
+    </w:p>
+    <w:p>
+      <w:pPr>
+        <w:rPr>
+          <w:rFonts w:hint="eastAsia"/>
+        </w:rPr>
+      </w:pPr>
+      <w:r>
+        <w:rPr>
+          <w:rFonts w:hint="eastAsia"/>
+        </w:rPr>
+        <w:t xml:space="preserve">5) 셰이더 바인딩. </w:t>
+      </w:r>
+      <w:r>
+        <w:t>PopulateCommandList</w:t>
+      </w:r>
+      <w:r>
+        <w:rPr>
+          <w:rFonts w:hint="eastAsia"/>
+        </w:rPr>
+        <w:t xml:space="preserve">에서 모든 드로우에 공통으로 적용되도록 </w:t>
+      </w:r>
+      <w:r>
+        <w:t>SetGraphicsRootConstantBufferView(2, mPassCB-&gt;GetGPUVirtualAddress())</w:t>
+      </w:r>
+      <w:r>
+        <w:rPr>
+          <w:rFonts w:hint="eastAsia"/>
+        </w:rPr>
+        <w:t xml:space="preserve">로 PassCB(b1, slot 2)를 한 번만 바인딩한다. 같은 호출 직전에 </w:t>
+      </w:r>
+      <w:r>
+        <w:t>ClearRenderTargetView</w:t>
+      </w:r>
+      <w:r>
+        <w:rPr>
+          <w:rFonts w:hint="eastAsia"/>
+        </w:rPr>
+        <w:t xml:space="preserve">의 색을 보간된 </w:t>
+      </w:r>
+      <w:r>
+        <w:t>mClearColor</w:t>
+      </w:r>
+      <w:r>
+        <w:rPr>
+          <w:rFonts w:hint="eastAsia"/>
+        </w:rPr>
+        <w:t xml:space="preserve">로 사용해 하늘색을 갱신한다.</w:t>
+      </w:r>
+    </w:p>
+    <w:p>
+      <w:pPr>
+        <w:rPr>
+          <w:rFonts w:hint="eastAsia"/>
+        </w:rPr>
+      </w:pPr>
+      <w:r>
+        <w:rPr>
+          <w:rFonts w:hint="eastAsia"/>
+        </w:rPr>
+        <w:t xml:space="preserve">6) 픽셀 셰이더에서 라이팅 적용. 지형/파도용 PS는 정점 노멀(NORMAL semantic)을 받아 </w:t>
+      </w:r>
+      <w:r>
+        <w:t>tex * (Ambient + SunColor * saturate(dot(N, SunDir)))</w:t>
+      </w:r>
+      <w:r>
+        <w:rPr>
+          <w:rFonts w:hint="eastAsia"/>
+        </w:rPr>
+        <w:t xml:space="preserve">의 람베르트 라이팅을 계산한다. 나무는 빌보드라 정확한 노멀이 없으므로 </w:t>
+      </w:r>
+      <w:r>
+        <w:t>(Ambient + 0.5 * SunColor)</w:t>
+      </w:r>
+      <w:r>
+        <w:rPr>
+          <w:rFonts w:hint="eastAsia"/>
+        </w:rPr>
+        <w:t xml:space="preserve">의 균일 톤으로 단순 모듈레이션해서 낮/밤 색조만 따라가게 했다.</w:t>
+      </w:r>
+    </w:p>
+    <w:p>
+      <w:pPr>
+        <w:rPr>
+          <w:rFonts w:hint="eastAsia"/>
+        </w:rPr>
+      </w:pPr>
+      <w:r>
+        <w:rPr>
+          <w:rFonts w:hint="eastAsia"/>
+        </w:rPr>
+        <w:t xml:space="preserve">7) 정점 데이터 보강. 라이팅을 위해 </w:t>
+      </w:r>
+      <w:r>
+        <w:t>Vertex</w:t>
+      </w:r>
+      <w:r>
+        <w:rPr>
+          <w:rFonts w:hint="eastAsia"/>
+        </w:rPr>
+        <w:t xml:space="preserve"> 구조체에 </w:t>
+      </w:r>
+      <w:r>
+        <w:t>XMFLOAT3 Normal</w:t>
+      </w:r>
+      <w:r>
+        <w:rPr>
+          <w:rFonts w:hint="eastAsia"/>
+        </w:rPr>
+        <w:t xml:space="preserve">을 추가했다(48 byte). 지형은 </w:t>
+      </w:r>
+      <w:r>
+        <w:t>GetHillsNormal(x, z)</w:t>
+      </w:r>
+      <w:r>
+        <w:rPr>
+          <w:rFonts w:hint="eastAsia"/>
+        </w:rPr>
+        <w:t xml:space="preserve">로 계산한 표면 노멀을, 파도는 평탄 수면을 가정해 </w:t>
+      </w:r>
+      <w:r>
+        <w:t>(0, 1, 0)</w:t>
+      </w:r>
+      <w:r>
+        <w:rPr>
+          <w:rFonts w:hint="eastAsia"/>
+        </w:rPr>
+        <w:t xml:space="preserve">을 한 번만 기록한다. 월드 행렬이 균등 스케일(0.1)뿐이라 회전이 없어 로컬 노멀을 그대로 월드 노멀로 사용했다.</w:t>
+      </w:r>
+    </w:p>
+    <w:p>
+      <w:pPr>
+        <w:rPr>
+          <w:rFonts w:hint="eastAsia"/>
+        </w:rPr>
+      </w:pPr>
+      <w:r>
+        <w:rPr>
+          <w:rFonts w:hint="eastAsia"/>
+        </w:rPr>
+        <w:t xml:space="preserve">8) 루트 시그니처 확장. 기존 slot 0(SRV table, t0)·slot 1(CBV b0, ObjectCB)에 더해 slot 2(CBV b1, PassCB)를 추가하고 PS 가시성으로 설정했다. PassCB는 프레임 상수이므로 매 드로우마다 다시 바인딩할 필요 없이 명령 리스트 시작 시 한 번만 바인딩한다.</w:t>
+      </w:r>
+    </w:p>
+    <w:p>
+      <w:pPr>
+        <w:rPr>
+          <w:rFonts w:hint="eastAsia"/>
+          <w:b/>
+        </w:rPr>
+      </w:pPr>
+      <w:r>
+        <w:rPr>
+          <w:rFonts w:hint="eastAsia"/>
+          <w:b/>
+        </w:rPr>
+        <w:t xml:space="preserve">낮/밤 작업에 사용된 컨텍스트</w:t>
+      </w:r>
+    </w:p>
+    <w:p>
+      <w:pPr>
+        <w:rPr>
+          <w:rFonts w:hint="eastAsia"/>
+        </w:rPr>
+      </w:pPr>
+      <w:r>
+        <w:rPr>
+          <w:rFonts w:hint="eastAsia"/>
+        </w:rPr>
+        <w:t xml:space="preserve">조명/낮/밤 기능을 추가하면서 참고/수정한 자료는 다음과 같다.</w:t>
+      </w:r>
+    </w:p>
+    <w:p>
+      <w:pPr>
+        <w:rPr>
+          <w:rFonts w:hint="eastAsia"/>
+        </w:rPr>
+      </w:pPr>
+      <w:r>
+        <w:rPr>
+          <w:rFonts w:hint="eastAsia"/>
+        </w:rPr>
+        <w:t xml:space="preserve">1) </w:t>
+      </w:r>
+      <w:r>
+        <w:t xml:space="preserve">week5/Dx12Renderer.h </w:t>
+      </w:r>
+      <w:r>
+        <w:rPr>
+          <w:rFonts w:hint="eastAsia"/>
+        </w:rPr>
+        <w:t xml:space="preserve">— </w:t>
+      </w:r>
+      <w:r>
+        <w:t>Vertex</w:t>
+      </w:r>
+      <w:r>
+        <w:rPr>
+          <w:rFonts w:hint="eastAsia"/>
+        </w:rPr>
+        <w:t xml:space="preserve">에 </w:t>
+      </w:r>
+      <w:r>
+        <w:t>Normal</w:t>
+      </w:r>
+      <w:r>
+        <w:rPr>
+          <w:rFonts w:hint="eastAsia"/>
+        </w:rPr>
+        <w:t xml:space="preserve"> 추가, </w:t>
+      </w:r>
+      <w:r>
+        <w:t>PassConstants</w:t>
+      </w:r>
+      <w:r>
+        <w:rPr>
+          <w:rFonts w:hint="eastAsia"/>
+        </w:rPr>
+        <w:t xml:space="preserve"> 신규 구조체, </w:t>
+      </w:r>
+      <w:r>
+        <w:t>mPassCB / mPassCBMapped / mIsNight / mDayBlend / mClearColor</w:t>
+      </w:r>
+      <w:r>
+        <w:rPr>
+          <w:rFonts w:hint="eastAsia"/>
+        </w:rPr>
+        <w:t xml:space="preserve"> 멤버 추가, </w:t>
+      </w:r>
+      <w:r>
+        <w:t>ToggleDayNight()</w:t>
+      </w:r>
+      <w:r>
+        <w:rPr>
+          <w:rFonts w:hint="eastAsia"/>
+        </w:rPr>
+        <w:t xml:space="preserve"> public 메서드와 </w:t>
+      </w:r>
+      <w:r>
+        <w:t>UpdatePassCB(float)</w:t>
+      </w:r>
+      <w:r>
+        <w:rPr>
+          <w:rFonts w:hint="eastAsia"/>
+        </w:rPr>
+        <w:t xml:space="preserve"> private 메서드 선언.</w:t>
+      </w:r>
+    </w:p>
+    <w:p>
+      <w:pPr>
+        <w:rPr>
+          <w:rFonts w:hint="eastAsia"/>
+        </w:rPr>
+      </w:pPr>
+      <w:r>
+        <w:rPr>
+          <w:rFonts w:hint="eastAsia"/>
+        </w:rPr>
+        <w:t xml:space="preserve">2) </w:t>
+      </w:r>
+      <w:r>
+        <w:t xml:space="preserve">week5/Dx12Renderer.cpp </w:t>
+      </w:r>
+      <w:r>
+        <w:rPr>
+          <w:rFonts w:hint="eastAsia"/>
+        </w:rPr>
+        <w:t xml:space="preserve">— 셰이더 두 개(standard, tree)에 </w:t>
+      </w:r>
+      <w:r>
+        <w:t>cbuffer cbPass : register(b1)</w:t>
+      </w:r>
+      <w:r>
+        <w:rPr>
+          <w:rFonts w:hint="eastAsia"/>
+        </w:rPr>
+        <w:t xml:space="preserve">와 람베르트 라이팅 계산 추가, </w:t>
+      </w:r>
+      <w:r>
+        <w:t>mInputLayout</w:t>
+      </w:r>
+      <w:r>
+        <w:rPr>
+          <w:rFonts w:hint="eastAsia"/>
+        </w:rPr>
+        <w:t xml:space="preserve">에 NORMAL(offset 28) 삽입, 루트 시그니처에 PassCB(slot 2, b1, PS) 추가, </w:t>
+      </w:r>
+      <w:r>
+        <w:t>BuildLandGeometry</w:t>
+      </w:r>
+      <w:r>
+        <w:rPr>
+          <w:rFonts w:hint="eastAsia"/>
+        </w:rPr>
+        <w:t xml:space="preserve">/</w:t>
+      </w:r>
+      <w:r>
+        <w:t>BuildWavesGeometry</w:t>
+      </w:r>
+      <w:r>
+        <w:rPr>
+          <w:rFonts w:hint="eastAsia"/>
+        </w:rPr>
+        <w:t xml:space="preserve">에서 노멀 기록, </w:t>
+      </w:r>
+      <w:r>
+        <w:t>BuildFrameResources</w:t>
+      </w:r>
+      <w:r>
+        <w:rPr>
+          <w:rFonts w:hint="eastAsia"/>
+        </w:rPr>
+        <w:t xml:space="preserve">에 PassCB 생성, </w:t>
+      </w:r>
+      <w:r>
+        <w:t>UpdatePassCB</w:t>
+      </w:r>
+      <w:r>
+        <w:rPr>
+          <w:rFonts w:hint="eastAsia"/>
+        </w:rPr>
+        <w:t xml:space="preserve">/</w:t>
+      </w:r>
+      <w:r>
+        <w:t>ToggleDayNight</w:t>
+      </w:r>
+      <w:r>
+        <w:rPr>
+          <w:rFonts w:hint="eastAsia"/>
+        </w:rPr>
+        <w:t xml:space="preserve"> 구현 추가, </w:t>
+      </w:r>
+      <w:r>
+        <w:t>PopulateCommandList</w:t>
+      </w:r>
+      <w:r>
+        <w:rPr>
+          <w:rFonts w:hint="eastAsia"/>
+        </w:rPr>
+        <w:t xml:space="preserve">에서 PassCB 바인딩과 </w:t>
+      </w:r>
+      <w:r>
+        <w:t>mClearColor</w:t>
+      </w:r>
+      <w:r>
+        <w:rPr>
+          <w:rFonts w:hint="eastAsia"/>
+        </w:rPr>
+        <w:t xml:space="preserve"> 사용으로 교체.</w:t>
+      </w:r>
+    </w:p>
+    <w:p>
+      <w:pPr>
+        <w:rPr>
+          <w:rFonts w:hint="eastAsia"/>
+        </w:rPr>
+      </w:pPr>
+      <w:r>
+        <w:rPr>
+          <w:rFonts w:hint="eastAsia"/>
+        </w:rPr>
+        <w:t xml:space="preserve">3) </w:t>
+      </w:r>
+      <w:r>
+        <w:t xml:space="preserve">week5/Resource.h </w:t>
+      </w:r>
+      <w:r>
+        <w:rPr>
+          <w:rFonts w:hint="eastAsia"/>
+        </w:rPr>
+        <w:t xml:space="preserve">— </w:t>
+      </w:r>
+      <w:r>
+        <w:t>IDC_BTN_TOGGLE_DAYNIGHT</w:t>
+      </w:r>
+      <w:r>
+        <w:rPr>
+          <w:rFonts w:hint="eastAsia"/>
+        </w:rPr>
+        <w:t xml:space="preserve">(205) 신규 정의.</w:t>
+      </w:r>
+    </w:p>
+    <w:p>
+      <w:pPr>
+        <w:rPr>
+          <w:rFonts w:hint="eastAsia"/>
+        </w:rPr>
+      </w:pPr>
+      <w:r>
+        <w:rPr>
+          <w:rFonts w:hint="eastAsia"/>
+        </w:rPr>
+        <w:t xml:space="preserve">4) </w:t>
+      </w:r>
+      <w:r>
+        <w:t xml:space="preserve">week5/week5View.h, week5View.cpp </w:t>
+      </w:r>
+      <w:r>
+        <w:rPr>
+          <w:rFonts w:hint="eastAsia"/>
+        </w:rPr>
+        <w:t xml:space="preserve">— </w:t>
+      </w:r>
+      <w:r>
+        <w:t>btnDayNight</w:t>
+      </w:r>
+      <w:r>
+        <w:rPr>
+          <w:rFonts w:hint="eastAsia"/>
+        </w:rPr>
+        <w:t xml:space="preserve"> 멤버, 메시지 맵 항목, </w:t>
+      </w:r>
+      <w:r>
+        <w:t>OnInitialUpdate</w:t>
+      </w:r>
+      <w:r>
+        <w:rPr>
+          <w:rFonts w:hint="eastAsia"/>
+        </w:rPr>
+        <w:t xml:space="preserve">의 버튼 생성(라벨 「낮/밤 전환」), </w:t>
+      </w:r>
+      <w:r>
+        <w:t>OnBtnDayNight()</w:t>
+      </w:r>
+      <w:r>
+        <w:rPr>
+          <w:rFonts w:hint="eastAsia"/>
+        </w:rPr>
+        <w:t xml:space="preserve"> 핸들러 추가.</w:t>
+      </w:r>
+    </w:p>
+    <w:p>
+      <w:pPr>
+        <w:rPr>
+          <w:rFonts w:hint="eastAsia"/>
+        </w:rPr>
+      </w:pPr>
+      <w:r>
+        <w:rPr>
+          <w:rFonts w:hint="eastAsia"/>
+        </w:rPr>
+        <w:t xml:space="preserve">5) </w:t>
+      </w:r>
+      <w:r>
+        <w:t xml:space="preserve">midAssignment/CLAUDE.md </w:t>
+      </w:r>
+      <w:r>
+        <w:rPr>
+          <w:rFonts w:hint="eastAsia"/>
+        </w:rPr>
+        <w:t xml:space="preserve">— 루트 시그니처 slot 2 추가, </w:t>
+      </w:r>
+      <w:r>
+        <w:t>PassConstants</w:t>
+      </w:r>
+      <w:r>
+        <w:rPr>
+          <w:rFonts w:hint="eastAsia"/>
+        </w:rPr>
+        <w:t xml:space="preserve"> 정의와 Vertex 레이아웃 표 갱신, 「낮/밤 조명 시스템」 섹션과 라이팅 파라미터 표 신규 작성, MFC 버튼 표에 새 버튼 추가.</w:t>
       </w:r>
     </w:p>
     <w:sectPr>
